--- a/hin/docx/61.content.docx
+++ b/hin/docx/61.content.docx
@@ -19,7 +19,7 @@
         <w:rPr>
           <w:lang w:val="hi_IN" w:bidi="hi_IN"/>
         </w:rPr>
-        <w:t>Resource: अध्ययन नोट्स - पुस्तक परिचय (टिंडेल)</w:t>
+        <w:t>Resource: Tyndale Open Study Notes</w:t>
       </w:r>
       <w:r>
         <w:rPr>
@@ -112,7 +112,7 @@
         <w:rPr>
           <w:lang w:val="hi_IN" w:bidi="hi_IN"/>
         </w:rPr>
-        <w:t>अध्ययन नोट्स - पुस्तक परिचय (टिंडेल)</w:t>
+        <w:t>Tyndale Open Study Notes</w:t>
       </w:r>
     </w:p>
     <w:p>

--- a/hin/docx/61.content.docx
+++ b/hin/docx/61.content.docx
@@ -19,7 +19,7 @@
         <w:rPr>
           <w:lang w:val="hi_IN" w:bidi="hi_IN"/>
         </w:rPr>
-        <w:t>Resource: Tyndale Open Study Notes</w:t>
+        <w:t>Resource: Aquifer Open Study Notes (Book Intros)</w:t>
       </w:r>
       <w:r>
         <w:rPr>
@@ -112,7 +112,7 @@
         <w:rPr>
           <w:lang w:val="hi_IN" w:bidi="hi_IN"/>
         </w:rPr>
-        <w:t>Tyndale Open Study Notes</w:t>
+        <w:t>Aquifer Open Study Notes (Book Intros)</w:t>
       </w:r>
     </w:p>
     <w:p>

--- a/hin/docx/61.content.docx
+++ b/hin/docx/61.content.docx
@@ -258,54 +258,36 @@
         </w:rPr>
         <w:t>दूसरा पतरस संभवतः उन्हीं मसीहियों के समूह को लिखा गया था जिन्हें 1 पतरस लिखा गया था (</w:t>
       </w:r>
-      <w:hyperlink r:id="rId13">
-        <w:r>
-          <w:rPr>
-            <w:lang w:val="hi_IN" w:bidi="hi_IN"/>
-          </w:rPr>
-          <w:rPr>
-            <w:color w:val="0000EE"/>
-            <w:u w:val="single"/>
-          </w:rPr>
-          <w:t>1 पत 1:1</w:t>
-        </w:r>
-      </w:hyperlink>
+      <w:r>
+        <w:rPr>
+          <w:lang w:val="hi_IN" w:bidi="hi_IN"/>
+        </w:rPr>
+        <w:t>1 पत 1:1</w:t>
+      </w:r>
       <w:r>
         <w:rPr>
           <w:lang w:val="hi_IN" w:bidi="hi_IN"/>
         </w:rPr>
         <w:t xml:space="preserve">; देखें </w:t>
       </w:r>
-      <w:hyperlink r:id="rId14">
-        <w:r>
-          <w:rPr>
-            <w:lang w:val="hi_IN" w:bidi="hi_IN"/>
-          </w:rPr>
-          <w:rPr>
-            <w:color w:val="0000EE"/>
-            <w:u w:val="single"/>
-          </w:rPr>
-          <w:t>2 पत 3:1</w:t>
-        </w:r>
-      </w:hyperlink>
+      <w:r>
+        <w:rPr>
+          <w:lang w:val="hi_IN" w:bidi="hi_IN"/>
+        </w:rPr>
+        <w:t>2 पत 3:1</w:t>
+      </w:r>
       <w:r>
         <w:rPr>
           <w:lang w:val="hi_IN" w:bidi="hi_IN"/>
         </w:rPr>
         <w:t>)। हमें यह नहीं पता कि पतरस ने कभी एशिया के उपद्वीप का दौरा किया था या नहीं—नया नियम हमें उनके यरूशलेम से ईस्वी 44 के आसपास प्रस्थान करने के बाद उनकी गतिविधयों के बारे में बहुत कम जानकारी देता है (</w:t>
       </w:r>
-      <w:hyperlink r:id="rId15">
-        <w:r>
-          <w:rPr>
-            <w:lang w:val="hi_IN" w:bidi="hi_IN"/>
-          </w:rPr>
-          <w:rPr>
-            <w:color w:val="0000EE"/>
-            <w:u w:val="single"/>
-          </w:rPr>
-          <w:t>प्रेरि 12:16–17</w:t>
-        </w:r>
-      </w:hyperlink>
+      <w:r>
+        <w:rPr>
+          <w:lang w:val="hi_IN" w:bidi="hi_IN"/>
+        </w:rPr>
+        <w:t>प्रेरि 12:16–17</w:t>
+      </w:r>
       <w:r>
         <w:rPr>
           <w:lang w:val="hi_IN" w:bidi="hi_IN"/>
@@ -337,72 +319,48 @@
         </w:rPr>
         <w:t>पत्र के प्रारंभ में (</w:t>
       </w:r>
-      <w:hyperlink r:id="rId16">
-        <w:r>
-          <w:rPr>
-            <w:lang w:val="hi_IN" w:bidi="hi_IN"/>
-          </w:rPr>
-          <w:rPr>
-            <w:color w:val="0000EE"/>
-            <w:u w:val="single"/>
-          </w:rPr>
-          <w:t>1:1–15</w:t>
-        </w:r>
-      </w:hyperlink>
+      <w:r>
+        <w:rPr>
+          <w:lang w:val="hi_IN" w:bidi="hi_IN"/>
+        </w:rPr>
+        <w:t>1:1–15</w:t>
+      </w:r>
       <w:r>
         <w:rPr>
           <w:lang w:val="hi_IN" w:bidi="hi_IN"/>
         </w:rPr>
         <w:t>), पतरस स्वयं और अपने पाठकों की पहचान करते हैं (</w:t>
       </w:r>
-      <w:hyperlink r:id="rId17">
-        <w:r>
-          <w:rPr>
-            <w:lang w:val="hi_IN" w:bidi="hi_IN"/>
-          </w:rPr>
-          <w:rPr>
-            <w:color w:val="0000EE"/>
-            <w:u w:val="single"/>
-          </w:rPr>
-          <w:t>1:1–2</w:t>
-        </w:r>
-      </w:hyperlink>
+      <w:r>
+        <w:rPr>
+          <w:lang w:val="hi_IN" w:bidi="hi_IN"/>
+        </w:rPr>
+        <w:t>1:1–2</w:t>
+      </w:r>
       <w:r>
         <w:rPr>
           <w:lang w:val="hi_IN" w:bidi="hi_IN"/>
         </w:rPr>
         <w:t>) और अपनी मुख्य चिंता प्रस्तुत करते हैं कि उनके पाठक परमेश्वर और मसीह के ज्ञान में वृद्धि करें (</w:t>
       </w:r>
-      <w:hyperlink r:id="rId18">
-        <w:r>
-          <w:rPr>
-            <w:lang w:val="hi_IN" w:bidi="hi_IN"/>
-          </w:rPr>
-          <w:rPr>
-            <w:color w:val="0000EE"/>
-            <w:u w:val="single"/>
-          </w:rPr>
-          <w:t>1:3–11</w:t>
-        </w:r>
-      </w:hyperlink>
+      <w:r>
+        <w:rPr>
+          <w:lang w:val="hi_IN" w:bidi="hi_IN"/>
+        </w:rPr>
+        <w:t>1:3–11</w:t>
+      </w:r>
       <w:r>
         <w:rPr>
           <w:lang w:val="hi_IN" w:bidi="hi_IN"/>
         </w:rPr>
         <w:t>)। वह उन्हें यह भी बताते हैं कि उनके पास जीने के लिए अधिक समय नहीं है (</w:t>
       </w:r>
-      <w:hyperlink r:id="rId19">
-        <w:r>
-          <w:rPr>
-            <w:lang w:val="hi_IN" w:bidi="hi_IN"/>
-          </w:rPr>
-          <w:rPr>
-            <w:color w:val="0000EE"/>
-            <w:u w:val="single"/>
-          </w:rPr>
-          <w:t>1:12–15</w:t>
-        </w:r>
-      </w:hyperlink>
+      <w:r>
+        <w:rPr>
+          <w:lang w:val="hi_IN" w:bidi="hi_IN"/>
+        </w:rPr>
+        <w:t>1:12–15</w:t>
+      </w:r>
       <w:r>
         <w:rPr>
           <w:lang w:val="hi_IN" w:bidi="hi_IN"/>
@@ -417,36 +375,24 @@
           <w:lang w:val="hi_IN" w:bidi="hi_IN"/>
         </w:rPr>
       </w:r>
-      <w:hyperlink r:id="rId20">
-        <w:r>
-          <w:rPr>
-            <w:lang w:val="hi_IN" w:bidi="hi_IN"/>
-          </w:rPr>
-          <w:rPr>
-            <w:color w:val="0000EE"/>
-            <w:u w:val="single"/>
-          </w:rPr>
-          <w:t>अध्याय 2</w:t>
-        </w:r>
-      </w:hyperlink>
+      <w:r>
+        <w:rPr>
+          <w:lang w:val="hi_IN" w:bidi="hi_IN"/>
+        </w:rPr>
+        <w:t>अध्याय 2</w:t>
+      </w:r>
       <w:r>
         <w:rPr>
           <w:lang w:val="hi_IN" w:bidi="hi_IN"/>
         </w:rPr>
         <w:t xml:space="preserve"> इस पत्र का केंद्रीय ध्यान है, जहाँ पतरस झूठे शिक्षकों का वर्णन और निंदा करते हैं। पतरस इस निंदा के लिए मसीह की महिमा में दोबारा आगमन की निश्चितता पर जोर देकर तैयारी करते हैं (</w:t>
       </w:r>
-      <w:hyperlink r:id="rId21">
-        <w:r>
-          <w:rPr>
-            <w:lang w:val="hi_IN" w:bidi="hi_IN"/>
-          </w:rPr>
-          <w:rPr>
-            <w:color w:val="0000EE"/>
-            <w:u w:val="single"/>
-          </w:rPr>
-          <w:t>1:16–21</w:t>
-        </w:r>
-      </w:hyperlink>
+      <w:r>
+        <w:rPr>
+          <w:lang w:val="hi_IN" w:bidi="hi_IN"/>
+        </w:rPr>
+        <w:t>1:16–21</w:t>
+      </w:r>
       <w:r>
         <w:rPr>
           <w:lang w:val="hi_IN" w:bidi="hi_IN"/>
@@ -467,72 +413,48 @@
         </w:rPr>
         <w:t>पतरस चार चरणों में झूठे शिक्षकों की निंदा करते हैं: वह झूठे शिक्षकों के आने की भविष्यवाणी करते हैं (</w:t>
       </w:r>
-      <w:hyperlink r:id="rId22">
-        <w:r>
-          <w:rPr>
-            <w:lang w:val="hi_IN" w:bidi="hi_IN"/>
-          </w:rPr>
-          <w:rPr>
-            <w:color w:val="0000EE"/>
-            <w:u w:val="single"/>
-          </w:rPr>
-          <w:t>2:1–3</w:t>
-        </w:r>
-      </w:hyperlink>
+      <w:r>
+        <w:rPr>
+          <w:lang w:val="hi_IN" w:bidi="hi_IN"/>
+        </w:rPr>
+        <w:t>2:1–3</w:t>
+      </w:r>
       <w:r>
         <w:rPr>
           <w:lang w:val="hi_IN" w:bidi="hi_IN"/>
         </w:rPr>
         <w:t>), वह जोर देते हैं कि परमेश्वर उनका न्याय करेंगे जबकि धर्मियों को बचाएँगे (</w:t>
       </w:r>
-      <w:hyperlink r:id="rId23">
-        <w:r>
-          <w:rPr>
-            <w:lang w:val="hi_IN" w:bidi="hi_IN"/>
-          </w:rPr>
-          <w:rPr>
-            <w:color w:val="0000EE"/>
-            <w:u w:val="single"/>
-          </w:rPr>
-          <w:t>2:4–10</w:t>
-        </w:r>
-      </w:hyperlink>
+      <w:r>
+        <w:rPr>
+          <w:lang w:val="hi_IN" w:bidi="hi_IN"/>
+        </w:rPr>
+        <w:t>2:4–10</w:t>
+      </w:r>
       <w:r>
         <w:rPr>
           <w:lang w:val="hi_IN" w:bidi="hi_IN"/>
         </w:rPr>
         <w:t>), वह झूठे शिक्षकों के पापों की घोषणा करते हैं (</w:t>
       </w:r>
-      <w:hyperlink r:id="rId24">
-        <w:r>
-          <w:rPr>
-            <w:lang w:val="hi_IN" w:bidi="hi_IN"/>
-          </w:rPr>
-          <w:rPr>
-            <w:color w:val="0000EE"/>
-            <w:u w:val="single"/>
-          </w:rPr>
-          <w:t>2:10–16</w:t>
-        </w:r>
-      </w:hyperlink>
+      <w:r>
+        <w:rPr>
+          <w:lang w:val="hi_IN" w:bidi="hi_IN"/>
+        </w:rPr>
+        <w:t>2:10–16</w:t>
+      </w:r>
       <w:r>
         <w:rPr>
           <w:lang w:val="hi_IN" w:bidi="hi_IN"/>
         </w:rPr>
         <w:t>) और उनके विनाश की घोषणा करते हैं (</w:t>
       </w:r>
-      <w:hyperlink r:id="rId25">
-        <w:r>
-          <w:rPr>
-            <w:lang w:val="hi_IN" w:bidi="hi_IN"/>
-          </w:rPr>
-          <w:rPr>
-            <w:color w:val="0000EE"/>
-            <w:u w:val="single"/>
-          </w:rPr>
-          <w:t>2:17–22</w:t>
-        </w:r>
-      </w:hyperlink>
+      <w:r>
+        <w:rPr>
+          <w:lang w:val="hi_IN" w:bidi="hi_IN"/>
+        </w:rPr>
+        <w:t>2:17–22</w:t>
+      </w:r>
       <w:r>
         <w:rPr>
           <w:lang w:val="hi_IN" w:bidi="hi_IN"/>
@@ -553,18 +475,12 @@
         </w:rPr>
         <w:t>आगे जोर देते हुए कि मसीह वास्तव में महिमा में लौटेंगे और संसार को रूपांतरित करेंगे (</w:t>
       </w:r>
-      <w:hyperlink r:id="rId26">
-        <w:r>
-          <w:rPr>
-            <w:lang w:val="hi_IN" w:bidi="hi_IN"/>
-          </w:rPr>
-          <w:rPr>
-            <w:color w:val="0000EE"/>
-            <w:u w:val="single"/>
-          </w:rPr>
-          <w:t>3:1–13</w:t>
-        </w:r>
-      </w:hyperlink>
+      <w:r>
+        <w:rPr>
+          <w:lang w:val="hi_IN" w:bidi="hi_IN"/>
+        </w:rPr>
+        <w:t>3:1–13</w:t>
+      </w:r>
       <w:r>
         <w:rPr>
           <w:lang w:val="hi_IN" w:bidi="hi_IN"/>
@@ -583,36 +499,24 @@
         </w:rPr>
         <w:t>" (</w:t>
       </w:r>
-      <w:hyperlink r:id="rId27">
-        <w:r>
-          <w:rPr>
-            <w:lang w:val="hi_IN" w:bidi="hi_IN"/>
-          </w:rPr>
-          <w:rPr>
-            <w:color w:val="0000EE"/>
-            <w:u w:val="single"/>
-          </w:rPr>
-          <w:t>3:18</w:t>
-        </w:r>
-      </w:hyperlink>
+      <w:r>
+        <w:rPr>
+          <w:lang w:val="hi_IN" w:bidi="hi_IN"/>
+        </w:rPr>
+        <w:t>3:18</w:t>
+      </w:r>
       <w:r>
         <w:rPr>
           <w:lang w:val="hi_IN" w:bidi="hi_IN"/>
         </w:rPr>
         <w:t xml:space="preserve">; देखें </w:t>
       </w:r>
-      <w:hyperlink r:id="rId18">
-        <w:r>
-          <w:rPr>
-            <w:lang w:val="hi_IN" w:bidi="hi_IN"/>
-          </w:rPr>
-          <w:rPr>
-            <w:color w:val="0000EE"/>
-            <w:u w:val="single"/>
-          </w:rPr>
-          <w:t>1:3–11</w:t>
-        </w:r>
-      </w:hyperlink>
+      <w:r>
+        <w:rPr>
+          <w:lang w:val="hi_IN" w:bidi="hi_IN"/>
+        </w:rPr>
+        <w:t>1:3–11</w:t>
+      </w:r>
       <w:r>
         <w:rPr>
           <w:lang w:val="hi_IN" w:bidi="hi_IN"/>
@@ -644,36 +548,24 @@
         </w:rPr>
         <w:t>लेखक खुद को शमौन पतरस (</w:t>
       </w:r>
-      <w:hyperlink r:id="rId28">
-        <w:r>
-          <w:rPr>
-            <w:lang w:val="hi_IN" w:bidi="hi_IN"/>
-          </w:rPr>
-          <w:rPr>
-            <w:color w:val="0000EE"/>
-            <w:u w:val="single"/>
-          </w:rPr>
-          <w:t>1:1</w:t>
-        </w:r>
-      </w:hyperlink>
+      <w:r>
+        <w:rPr>
+          <w:lang w:val="hi_IN" w:bidi="hi_IN"/>
+        </w:rPr>
+        <w:t>1:1</w:t>
+      </w:r>
       <w:r>
         <w:rPr>
           <w:lang w:val="hi_IN" w:bidi="hi_IN"/>
         </w:rPr>
         <w:t>) के रूप में बताते हैं, जो यीशु के प्रेरितों में से एक है। पतरस दावा करते हैं कि "यह मेरा दूसरा पत्र है जो मैंने आपको लिखा है" (</w:t>
       </w:r>
-      <w:hyperlink r:id="rId14">
-        <w:r>
-          <w:rPr>
-            <w:lang w:val="hi_IN" w:bidi="hi_IN"/>
-          </w:rPr>
-          <w:rPr>
-            <w:color w:val="0000EE"/>
-            <w:u w:val="single"/>
-          </w:rPr>
-          <w:t>3:1</w:t>
-        </w:r>
-      </w:hyperlink>
+      <w:r>
+        <w:rPr>
+          <w:lang w:val="hi_IN" w:bidi="hi_IN"/>
+        </w:rPr>
+        <w:t>3:1</w:t>
+      </w:r>
       <w:r>
         <w:rPr>
           <w:lang w:val="hi_IN" w:bidi="hi_IN"/>
@@ -694,18 +586,12 @@
         </w:rPr>
         <w:t xml:space="preserve">हालांकि कई तरीकों से 2 पतरस, 1 पतरस के भिन्न है, यह यहूदा के पत्र के साथ उल्लेखनीय समानताएँ रखता है। इस कारण से, कुछ व्याख्याकार सोचते हैं कि 2 पतरस किसी अन्य ने लिखा था। यह निष्कर्ष अनावश्यक है क्योंकि 2 पतरस एक स्थिति से निपट रहा है जो 1 पतरस से बहुत अलग है; स्वाभाविक रूप से, भाषा और अवधारणाएँ भिन्न होती हैं। इसके अलावा, यह संभव है कि सिलास (पतरस के शास्त्री, जिन्हें </w:t>
       </w:r>
-      <w:hyperlink r:id="rId29">
-        <w:r>
-          <w:rPr>
-            <w:lang w:val="hi_IN" w:bidi="hi_IN"/>
-          </w:rPr>
-          <w:rPr>
-            <w:color w:val="0000EE"/>
-            <w:u w:val="single"/>
-          </w:rPr>
-          <w:t>1 पत 5:12</w:t>
-        </w:r>
-      </w:hyperlink>
+      <w:r>
+        <w:rPr>
+          <w:lang w:val="hi_IN" w:bidi="hi_IN"/>
+        </w:rPr>
+        <w:t>1 पत 5:12</w:t>
+      </w:r>
       <w:r>
         <w:rPr>
           <w:lang w:val="hi_IN" w:bidi="hi_IN"/>
@@ -737,270 +623,180 @@
         </w:rPr>
         <w:t xml:space="preserve">यह निर्विवाद है कि 2 पतरस और यहूदा के बीच किसी प्रकार का साहित्यिक संबंध है। दोनों पत्रों में कई असामान्य अभिव्यक्तियों का उपयोग किया गया है, जो समानताओं को संयोग या साझा मौखिक परंपरा का मामला नहीं बनाते (तुलना करें </w:t>
       </w:r>
-      <w:hyperlink r:id="rId30">
-        <w:r>
-          <w:rPr>
-            <w:lang w:val="hi_IN" w:bidi="hi_IN"/>
-          </w:rPr>
-          <w:rPr>
-            <w:color w:val="0000EE"/>
-            <w:u w:val="single"/>
-          </w:rPr>
-          <w:t>2 पत 2:3</w:t>
-        </w:r>
-      </w:hyperlink>
+      <w:r>
+        <w:rPr>
+          <w:lang w:val="hi_IN" w:bidi="hi_IN"/>
+        </w:rPr>
+        <w:t>2 पत 2:3</w:t>
+      </w:r>
       <w:r>
         <w:rPr>
           <w:lang w:val="hi_IN" w:bidi="hi_IN"/>
         </w:rPr>
         <w:t xml:space="preserve"> // </w:t>
       </w:r>
-      <w:hyperlink r:id="rId31">
-        <w:r>
-          <w:rPr>
-            <w:lang w:val="hi_IN" w:bidi="hi_IN"/>
-          </w:rPr>
-          <w:rPr>
-            <w:color w:val="0000EE"/>
-            <w:u w:val="single"/>
-          </w:rPr>
-          <w:t>यहू 1:4</w:t>
-        </w:r>
-      </w:hyperlink>
+      <w:r>
+        <w:rPr>
+          <w:lang w:val="hi_IN" w:bidi="hi_IN"/>
+        </w:rPr>
+        <w:t>यहू 1:4</w:t>
+      </w:r>
       <w:r>
         <w:rPr>
           <w:lang w:val="hi_IN" w:bidi="hi_IN"/>
         </w:rPr>
         <w:t xml:space="preserve">; </w:t>
       </w:r>
-      <w:hyperlink r:id="rId32">
-        <w:r>
-          <w:rPr>
-            <w:lang w:val="hi_IN" w:bidi="hi_IN"/>
-          </w:rPr>
-          <w:rPr>
-            <w:color w:val="0000EE"/>
-            <w:u w:val="single"/>
-          </w:rPr>
-          <w:t>2 पत 2:4</w:t>
-        </w:r>
-      </w:hyperlink>
+      <w:r>
+        <w:rPr>
+          <w:lang w:val="hi_IN" w:bidi="hi_IN"/>
+        </w:rPr>
+        <w:t>2 पत 2:4</w:t>
+      </w:r>
       <w:r>
         <w:rPr>
           <w:lang w:val="hi_IN" w:bidi="hi_IN"/>
         </w:rPr>
         <w:t xml:space="preserve"> // </w:t>
       </w:r>
-      <w:hyperlink r:id="rId33">
-        <w:r>
-          <w:rPr>
-            <w:lang w:val="hi_IN" w:bidi="hi_IN"/>
-          </w:rPr>
-          <w:rPr>
-            <w:color w:val="0000EE"/>
-            <w:u w:val="single"/>
-          </w:rPr>
-          <w:t>यहू 1:6</w:t>
-        </w:r>
-      </w:hyperlink>
+      <w:r>
+        <w:rPr>
+          <w:lang w:val="hi_IN" w:bidi="hi_IN"/>
+        </w:rPr>
+        <w:t>यहू 1:6</w:t>
+      </w:r>
       <w:r>
         <w:rPr>
           <w:lang w:val="hi_IN" w:bidi="hi_IN"/>
         </w:rPr>
         <w:t xml:space="preserve">; </w:t>
       </w:r>
-      <w:hyperlink r:id="rId34">
-        <w:r>
-          <w:rPr>
-            <w:lang w:val="hi_IN" w:bidi="hi_IN"/>
-          </w:rPr>
-          <w:rPr>
-            <w:color w:val="0000EE"/>
-            <w:u w:val="single"/>
-          </w:rPr>
-          <w:t>2 पत 2:6</w:t>
-        </w:r>
-      </w:hyperlink>
+      <w:r>
+        <w:rPr>
+          <w:lang w:val="hi_IN" w:bidi="hi_IN"/>
+        </w:rPr>
+        <w:t>2 पत 2:6</w:t>
+      </w:r>
       <w:r>
         <w:rPr>
           <w:lang w:val="hi_IN" w:bidi="hi_IN"/>
         </w:rPr>
         <w:t xml:space="preserve"> // </w:t>
       </w:r>
-      <w:hyperlink r:id="rId35">
-        <w:r>
-          <w:rPr>
-            <w:lang w:val="hi_IN" w:bidi="hi_IN"/>
-          </w:rPr>
-          <w:rPr>
-            <w:color w:val="0000EE"/>
-            <w:u w:val="single"/>
-          </w:rPr>
-          <w:t>यहू 1:7</w:t>
-        </w:r>
-      </w:hyperlink>
+      <w:r>
+        <w:rPr>
+          <w:lang w:val="hi_IN" w:bidi="hi_IN"/>
+        </w:rPr>
+        <w:t>यहू 1:7</w:t>
+      </w:r>
       <w:r>
         <w:rPr>
           <w:lang w:val="hi_IN" w:bidi="hi_IN"/>
         </w:rPr>
         <w:t xml:space="preserve">; </w:t>
       </w:r>
-      <w:hyperlink r:id="rId36">
-        <w:r>
-          <w:rPr>
-            <w:lang w:val="hi_IN" w:bidi="hi_IN"/>
-          </w:rPr>
-          <w:rPr>
-            <w:color w:val="0000EE"/>
-            <w:u w:val="single"/>
-          </w:rPr>
-          <w:t>2 पत 2:10</w:t>
-        </w:r>
-      </w:hyperlink>
+      <w:r>
+        <w:rPr>
+          <w:lang w:val="hi_IN" w:bidi="hi_IN"/>
+        </w:rPr>
+        <w:t>2 पत 2:10</w:t>
+      </w:r>
       <w:r>
         <w:rPr>
           <w:lang w:val="hi_IN" w:bidi="hi_IN"/>
         </w:rPr>
         <w:t xml:space="preserve"> // </w:t>
       </w:r>
-      <w:hyperlink r:id="rId37">
-        <w:r>
-          <w:rPr>
-            <w:lang w:val="hi_IN" w:bidi="hi_IN"/>
-          </w:rPr>
-          <w:rPr>
-            <w:color w:val="0000EE"/>
-            <w:u w:val="single"/>
-          </w:rPr>
-          <w:t>यहू 1:8</w:t>
-        </w:r>
-      </w:hyperlink>
+      <w:r>
+        <w:rPr>
+          <w:lang w:val="hi_IN" w:bidi="hi_IN"/>
+        </w:rPr>
+        <w:t>यहू 1:8</w:t>
+      </w:r>
       <w:r>
         <w:rPr>
           <w:lang w:val="hi_IN" w:bidi="hi_IN"/>
         </w:rPr>
         <w:t xml:space="preserve">; </w:t>
       </w:r>
-      <w:hyperlink r:id="rId38">
-        <w:r>
-          <w:rPr>
-            <w:lang w:val="hi_IN" w:bidi="hi_IN"/>
-          </w:rPr>
-          <w:rPr>
-            <w:color w:val="0000EE"/>
-            <w:u w:val="single"/>
-          </w:rPr>
-          <w:t>2 पत 2:11</w:t>
-        </w:r>
-      </w:hyperlink>
+      <w:r>
+        <w:rPr>
+          <w:lang w:val="hi_IN" w:bidi="hi_IN"/>
+        </w:rPr>
+        <w:t>2 पत 2:11</w:t>
+      </w:r>
       <w:r>
         <w:rPr>
           <w:lang w:val="hi_IN" w:bidi="hi_IN"/>
         </w:rPr>
         <w:t xml:space="preserve"> // </w:t>
       </w:r>
-      <w:hyperlink r:id="rId39">
-        <w:r>
-          <w:rPr>
-            <w:lang w:val="hi_IN" w:bidi="hi_IN"/>
-          </w:rPr>
-          <w:rPr>
-            <w:color w:val="0000EE"/>
-            <w:u w:val="single"/>
-          </w:rPr>
-          <w:t>यहू 1:9</w:t>
-        </w:r>
-      </w:hyperlink>
+      <w:r>
+        <w:rPr>
+          <w:lang w:val="hi_IN" w:bidi="hi_IN"/>
+        </w:rPr>
+        <w:t>यहू 1:9</w:t>
+      </w:r>
       <w:r>
         <w:rPr>
           <w:lang w:val="hi_IN" w:bidi="hi_IN"/>
         </w:rPr>
         <w:t xml:space="preserve">; </w:t>
       </w:r>
-      <w:hyperlink r:id="rId40">
-        <w:r>
-          <w:rPr>
-            <w:lang w:val="hi_IN" w:bidi="hi_IN"/>
-          </w:rPr>
-          <w:rPr>
-            <w:color w:val="0000EE"/>
-            <w:u w:val="single"/>
-          </w:rPr>
-          <w:t>2 पत 2:13</w:t>
-        </w:r>
-      </w:hyperlink>
+      <w:r>
+        <w:rPr>
+          <w:lang w:val="hi_IN" w:bidi="hi_IN"/>
+        </w:rPr>
+        <w:t>2 पत 2:13</w:t>
+      </w:r>
       <w:r>
         <w:rPr>
           <w:lang w:val="hi_IN" w:bidi="hi_IN"/>
         </w:rPr>
         <w:t xml:space="preserve">, </w:t>
       </w:r>
-      <w:hyperlink r:id="rId41">
-        <w:r>
-          <w:rPr>
-            <w:lang w:val="hi_IN" w:bidi="hi_IN"/>
-          </w:rPr>
-          <w:rPr>
-            <w:color w:val="0000EE"/>
-            <w:u w:val="single"/>
-          </w:rPr>
-          <w:t>17</w:t>
-        </w:r>
-      </w:hyperlink>
+      <w:r>
+        <w:rPr>
+          <w:lang w:val="hi_IN" w:bidi="hi_IN"/>
+        </w:rPr>
+        <w:t>17</w:t>
+      </w:r>
       <w:r>
         <w:rPr>
           <w:lang w:val="hi_IN" w:bidi="hi_IN"/>
         </w:rPr>
         <w:t xml:space="preserve"> // </w:t>
       </w:r>
-      <w:hyperlink r:id="rId42">
-        <w:r>
-          <w:rPr>
-            <w:lang w:val="hi_IN" w:bidi="hi_IN"/>
-          </w:rPr>
-          <w:rPr>
-            <w:color w:val="0000EE"/>
-            <w:u w:val="single"/>
-          </w:rPr>
-          <w:t>यहू 1:12</w:t>
-        </w:r>
-      </w:hyperlink>
+      <w:r>
+        <w:rPr>
+          <w:lang w:val="hi_IN" w:bidi="hi_IN"/>
+        </w:rPr>
+        <w:t>यहू 1:12</w:t>
+      </w:r>
       <w:r>
         <w:rPr>
           <w:lang w:val="hi_IN" w:bidi="hi_IN"/>
         </w:rPr>
         <w:t xml:space="preserve">; </w:t>
       </w:r>
-      <w:hyperlink r:id="rId43">
-        <w:r>
-          <w:rPr>
-            <w:lang w:val="hi_IN" w:bidi="hi_IN"/>
-          </w:rPr>
-          <w:rPr>
-            <w:color w:val="0000EE"/>
-            <w:u w:val="single"/>
-          </w:rPr>
-          <w:t>2 पत 3:3</w:t>
-        </w:r>
-      </w:hyperlink>
+      <w:r>
+        <w:rPr>
+          <w:lang w:val="hi_IN" w:bidi="hi_IN"/>
+        </w:rPr>
+        <w:t>2 पत 3:3</w:t>
+      </w:r>
       <w:r>
         <w:rPr>
           <w:lang w:val="hi_IN" w:bidi="hi_IN"/>
         </w:rPr>
         <w:t xml:space="preserve"> // </w:t>
       </w:r>
-      <w:hyperlink r:id="rId37">
-        <w:r>
-          <w:rPr>
-            <w:lang w:val="hi_IN" w:bidi="hi_IN"/>
-          </w:rPr>
-          <w:rPr>
-            <w:color w:val="0000EE"/>
-            <w:u w:val="single"/>
-          </w:rPr>
-          <w:t>यहू 1:8</w:t>
-        </w:r>
-      </w:hyperlink>
+      <w:r>
+        <w:rPr>
+          <w:lang w:val="hi_IN" w:bidi="hi_IN"/>
+        </w:rPr>
+        <w:t>यहू 1:8</w:t>
+      </w:r>
       <w:r>
         <w:rPr>
           <w:lang w:val="hi_IN" w:bidi="hi_IN"/>
@@ -1032,54 +828,36 @@
         </w:rPr>
         <w:t>पतरस जिन झूठे शिक्षकों की निंदा करते हैं, उन्हें प्राचीन कलीसिया में किसी ज्ञात विधर्म के साथ पहचाना नहीं जा सकता। अपनी अनैतिकता और संदेहवाद के साथ, इन झूठे शिक्षकों ने यह मान लिया कि परमेश्वर के अनुग्रह ने उन्हें जो चाहें करने की स्वतंत्रता दी है (</w:t>
       </w:r>
-      <w:hyperlink r:id="rId44">
-        <w:r>
-          <w:rPr>
-            <w:lang w:val="hi_IN" w:bidi="hi_IN"/>
-          </w:rPr>
-          <w:rPr>
-            <w:color w:val="0000EE"/>
-            <w:u w:val="single"/>
-          </w:rPr>
-          <w:t>2 पत 2:19–20</w:t>
-        </w:r>
-      </w:hyperlink>
+      <w:r>
+        <w:rPr>
+          <w:lang w:val="hi_IN" w:bidi="hi_IN"/>
+        </w:rPr>
+        <w:t>2 पत 2:19–20</w:t>
+      </w:r>
       <w:r>
         <w:rPr>
           <w:lang w:val="hi_IN" w:bidi="hi_IN"/>
         </w:rPr>
         <w:t xml:space="preserve">)। उनके लिए अधिकार का कोई महत्व नहीं था (देखें </w:t>
       </w:r>
-      <w:hyperlink r:id="rId45">
-        <w:r>
-          <w:rPr>
-            <w:lang w:val="hi_IN" w:bidi="hi_IN"/>
-          </w:rPr>
-          <w:rPr>
-            <w:color w:val="0000EE"/>
-            <w:u w:val="single"/>
-          </w:rPr>
-          <w:t>2:10–11</w:t>
-        </w:r>
-      </w:hyperlink>
+      <w:r>
+        <w:rPr>
+          <w:lang w:val="hi_IN" w:bidi="hi_IN"/>
+        </w:rPr>
+        <w:t>2:10–11</w:t>
+      </w:r>
       <w:r>
         <w:rPr>
           <w:lang w:val="hi_IN" w:bidi="hi_IN"/>
         </w:rPr>
         <w:t>)। वे अवैध यौन संबंध, अत्यधिक शराब पीने और खाने और लालच में लिप्त थे (</w:t>
       </w:r>
-      <w:hyperlink r:id="rId46">
-        <w:r>
-          <w:rPr>
-            <w:lang w:val="hi_IN" w:bidi="hi_IN"/>
-          </w:rPr>
-          <w:rPr>
-            <w:color w:val="0000EE"/>
-            <w:u w:val="single"/>
-          </w:rPr>
-          <w:t>2:13–20</w:t>
-        </w:r>
-      </w:hyperlink>
+      <w:r>
+        <w:rPr>
+          <w:lang w:val="hi_IN" w:bidi="hi_IN"/>
+        </w:rPr>
+        <w:t>2:13–20</w:t>
+      </w:r>
       <w:r>
         <w:rPr>
           <w:lang w:val="hi_IN" w:bidi="hi_IN"/>
@@ -1123,72 +901,48 @@
         </w:rPr>
         <w:t>दूसरा पतरस कलीसिया में झूठे शिक्षकों की उपस्थिति के बारे में चिंता से भरा हुआ है। हालांकि ये दुराचारी लोग, मसीही होने का दावा कर रहे थे (</w:t>
       </w:r>
-      <w:hyperlink r:id="rId47">
-        <w:r>
-          <w:rPr>
-            <w:lang w:val="hi_IN" w:bidi="hi_IN"/>
-          </w:rPr>
-          <w:rPr>
-            <w:color w:val="0000EE"/>
-            <w:u w:val="single"/>
-          </w:rPr>
-          <w:t>2:1</w:t>
-        </w:r>
-      </w:hyperlink>
+      <w:r>
+        <w:rPr>
+          <w:lang w:val="hi_IN" w:bidi="hi_IN"/>
+        </w:rPr>
+        <w:t>2:1</w:t>
+      </w:r>
       <w:r>
         <w:rPr>
           <w:lang w:val="hi_IN" w:bidi="hi_IN"/>
         </w:rPr>
         <w:t xml:space="preserve">, </w:t>
       </w:r>
-      <w:hyperlink r:id="rId48">
-        <w:r>
-          <w:rPr>
-            <w:lang w:val="hi_IN" w:bidi="hi_IN"/>
-          </w:rPr>
-          <w:rPr>
-            <w:color w:val="0000EE"/>
-            <w:u w:val="single"/>
-          </w:rPr>
-          <w:t>21–22</w:t>
-        </w:r>
-      </w:hyperlink>
+      <w:r>
+        <w:rPr>
+          <w:lang w:val="hi_IN" w:bidi="hi_IN"/>
+        </w:rPr>
+        <w:t>21–22</w:t>
+      </w:r>
       <w:r>
         <w:rPr>
           <w:lang w:val="hi_IN" w:bidi="hi_IN"/>
         </w:rPr>
         <w:t>), पतरस इसमें कोई शंका नहीं छोड़ते कि वास्तव में वे प्रभु के खिलाफ विद्रोही के रूप में दण्ड की आज्ञा के लिए नियत थे (</w:t>
       </w:r>
-      <w:hyperlink r:id="rId30">
-        <w:r>
-          <w:rPr>
-            <w:lang w:val="hi_IN" w:bidi="hi_IN"/>
-          </w:rPr>
-          <w:rPr>
-            <w:color w:val="0000EE"/>
-            <w:u w:val="single"/>
-          </w:rPr>
-          <w:t>2:3</w:t>
-        </w:r>
-      </w:hyperlink>
+      <w:r>
+        <w:rPr>
+          <w:lang w:val="hi_IN" w:bidi="hi_IN"/>
+        </w:rPr>
+        <w:t>2:3</w:t>
+      </w:r>
       <w:r>
         <w:rPr>
           <w:lang w:val="hi_IN" w:bidi="hi_IN"/>
         </w:rPr>
         <w:t xml:space="preserve">, </w:t>
       </w:r>
-      <w:hyperlink r:id="rId36">
-        <w:r>
-          <w:rPr>
-            <w:lang w:val="hi_IN" w:bidi="hi_IN"/>
-          </w:rPr>
-          <w:rPr>
-            <w:color w:val="0000EE"/>
-            <w:u w:val="single"/>
-          </w:rPr>
-          <w:t>10</w:t>
-        </w:r>
-      </w:hyperlink>
+      <w:r>
+        <w:rPr>
+          <w:lang w:val="hi_IN" w:bidi="hi_IN"/>
+        </w:rPr>
+        <w:t>10</w:t>
+      </w:r>
       <w:r>
         <w:rPr>
           <w:lang w:val="hi_IN" w:bidi="hi_IN"/>
